--- a/Approach and key decisions.docx
+++ b/Approach and key decisions.docx
@@ -4,14 +4,13 @@
   <w:body>
     <w:p>
       <w:pPr>
-        <w:spacing w:after="60"/>
-      </w:pPr>
-      <w:r>
-        <w:rPr>
-          <w:rFonts w:ascii="Calibri" w:cs="Calibri" w:eastAsia="Calibri" w:hAnsi="Calibri"/>
+        <w:pStyle w:val="Heading1"/>
+        <w:spacing w:after="200"/>
+      </w:pPr>
+      <w:r>
+        <w:rPr>
           <w:b/>
           <w:bCs/>
-          <w:color w:val="1A1A19"/>
           <w:sz w:val="32"/>
           <w:szCs w:val="32"/>
         </w:rPr>
@@ -20,411 +19,213 @@
     </w:p>
     <w:p>
       <w:pPr>
-        <w:pBdr>
-          <w:bottom w:val="single" w:color="D8D8D5" w:sz="6" w:space="8"/>
-        </w:pBdr>
-        <w:spacing w:after="320"/>
-      </w:pPr>
-      <w:r>
-        <w:rPr>
-          <w:rFonts w:ascii="Calibri" w:cs="Calibri" w:eastAsia="Calibri" w:hAnsi="Calibri"/>
-          <w:color w:val="5A5A57"/>
-          <w:sz w:val="20"/>
-          <w:szCs w:val="20"/>
-        </w:rPr>
-        <w:t xml:space="preserve">Redesign the Tax Workpaper</w:t>
-      </w:r>
-      <w:r>
-        <w:rPr>
-          <w:rFonts w:ascii="Calibri" w:cs="Calibri" w:eastAsia="Calibri" w:hAnsi="Calibri"/>
-          <w:color w:val="C8C8C5"/>
-          <w:sz w:val="20"/>
-          <w:szCs w:val="20"/>
-        </w:rPr>
-        <w:t xml:space="preserve">   ·   </w:t>
-      </w:r>
-      <w:hyperlink w:history="1" r:id="rIdmseaewa4ul6l4vr8dp0vx">
-        <w:r>
-          <w:rPr>
-            <w:rFonts w:ascii="Calibri" w:cs="Calibri" w:eastAsia="Calibri" w:hAnsi="Calibri"/>
-            <w:color w:val="1F5C8B"/>
-            <w:sz w:val="20"/>
-            <w:szCs w:val="20"/>
-            <w:u w:val="single"/>
-          </w:rPr>
-          <w:t xml:space="preserve">Live app</w:t>
-        </w:r>
-      </w:hyperlink>
-      <w:r>
-        <w:rPr>
-          <w:rFonts w:ascii="Calibri" w:cs="Calibri" w:eastAsia="Calibri" w:hAnsi="Calibri"/>
-          <w:color w:val="C8C8C5"/>
-          <w:sz w:val="20"/>
-          <w:szCs w:val="20"/>
-        </w:rPr>
-        <w:t xml:space="preserve">   ·   </w:t>
-      </w:r>
-      <w:hyperlink w:history="1" r:id="rIdlgcvqdtj32ivxfu0kmhsy">
-        <w:r>
-          <w:rPr>
-            <w:rFonts w:ascii="Calibri" w:cs="Calibri" w:eastAsia="Calibri" w:hAnsi="Calibri"/>
-            <w:color w:val="1F5C8B"/>
-            <w:sz w:val="20"/>
-            <w:szCs w:val="20"/>
-            <w:u w:val="single"/>
-          </w:rPr>
-          <w:t xml:space="preserve">Repository</w:t>
-        </w:r>
-      </w:hyperlink>
-    </w:p>
-    <w:p>
-      <w:pPr>
-        <w:spacing w:after="200" w:line="276"/>
-        <w:jc w:val="both"/>
-      </w:pPr>
-      <w:r>
-        <w:rPr>
-          <w:rFonts w:ascii="Calibri" w:cs="Calibri" w:eastAsia="Calibri" w:hAnsi="Calibri"/>
-          <w:color w:val="1A1A19"/>
-          <w:sz w:val="22"/>
-          <w:szCs w:val="22"/>
-        </w:rPr>
-        <w:t xml:space="preserve">A workpaper is not a spreadsheet. It is a </w:t>
-      </w:r>
-      <w:r>
-        <w:rPr>
-          <w:rFonts w:ascii="Calibri" w:cs="Calibri" w:eastAsia="Calibri" w:hAnsi="Calibri"/>
+        <w:spacing w:after="160" w:line="276"/>
+        <w:jc w:val="left"/>
+      </w:pPr>
+      <w:r>
+        <w:rPr>
+          <w:b w:val="false"/>
+          <w:bCs w:val="false"/>
+        </w:rPr>
+        <w:t xml:space="preserve">A workpaper is not a spreadsheet. It is a</w:t>
+      </w:r>
+      <w:r>
+        <w:t xml:space="preserve"> </w:t>
+      </w:r>
+      <w:r>
+        <w:rPr>
           <w:b/>
           <w:bCs/>
-          <w:color w:val="1A1A19"/>
-          <w:sz w:val="22"/>
-          <w:szCs w:val="22"/>
         </w:rPr>
         <w:t xml:space="preserve">ledger</w:t>
       </w:r>
       <w:r>
         <w:rPr>
-          <w:rFonts w:ascii="Calibri" w:cs="Calibri" w:eastAsia="Calibri" w:hAnsi="Calibri"/>
-          <w:color w:val="1A1A19"/>
-          <w:sz w:val="22"/>
-          <w:szCs w:val="22"/>
-        </w:rPr>
-        <w:t xml:space="preserve">: an immutable fact layer (the packet, loaded as delivered), an append-only event layer (everything people do), and views folded from the two. Every number answers two questions — which facts is it made of, and whose actions have touched it. Prove-the-number, sign-offs that reopen, freeze-then-amend, and answering a notice years later are not four features; they are one shape, and a grid has neither half of it.</w:t>
-      </w:r>
-    </w:p>
-    <w:p>
-      <w:pPr>
-        <w:spacing w:after="200" w:line="276"/>
-        <w:jc w:val="both"/>
-      </w:pPr>
-      <w:r>
-        <w:rPr>
-          <w:rFonts w:ascii="Calibri" w:cs="Calibri" w:eastAsia="Calibri" w:hAnsi="Calibri"/>
-          <w:color w:val="1A1A19"/>
-          <w:sz w:val="22"/>
-          <w:szCs w:val="22"/>
-        </w:rPr>
-        <w:t xml:space="preserve">Four decisions did most of the work.</w:t>
-      </w:r>
-    </w:p>
-    <w:p>
-      <w:pPr>
-        <w:spacing w:after="200" w:line="276"/>
-        <w:jc w:val="both"/>
-      </w:pPr>
-      <w:r>
-        <w:rPr>
-          <w:rFonts w:ascii="Calibri" w:cs="Calibri" w:eastAsia="Calibri" w:hAnsi="Calibri"/>
+          <w:b w:val="false"/>
+          <w:bCs w:val="false"/>
+        </w:rPr>
+        <w:t xml:space="preserve">: an immutable fact layer (the packet, loaded as delivered), an append-only event layer (everything people do), and views folded from the two. Every number answers two questions — which facts is it made of, and whose actions have touched it. Prove-the-number, sign-offs that reopen, freeze-then-amend, and answering a notice years later are not four features; they are one shape.</w:t>
+      </w:r>
+    </w:p>
+    <w:p>
+      <w:pPr>
+        <w:spacing w:after="160" w:line="276"/>
+        <w:jc w:val="left"/>
+      </w:pPr>
+      <w:r>
+        <w:rPr>
           <w:b/>
           <w:bCs/>
-          <w:color w:val="1A1A19"/>
-          <w:sz w:val="22"/>
-          <w:szCs w:val="22"/>
         </w:rPr>
         <w:t xml:space="preserve">One reference grammar, one resolver.</w:t>
       </w:r>
       <w:r>
-        <w:rPr>
-          <w:rFonts w:ascii="Calibri" w:cs="Calibri" w:eastAsia="Calibri" w:hAnsi="Calibri"/>
-          <w:color w:val="1A1A19"/>
-          <w:sz w:val="22"/>
-          <w:szCs w:val="22"/>
-        </w:rPr>
-        <w:t xml:space="preserve"> The packet addresses everything by short strings in eleven formats. A single parser and one resolver mean every click-through in the app is the same operation. All 8,691 references parse; all 2,749 reference sites in the current return resolve. When client answers needed to become evidence, they got a reference in the same grammar and nothing else changed.</w:t>
-      </w:r>
-    </w:p>
-    <w:p>
-      <w:pPr>
-        <w:spacing w:after="60" w:before="120"/>
-        <w:jc w:val="center"/>
-      </w:pPr>
-      <w:r>
-        <w:drawing>
-          <wp:inline distT="0" distB="0" distL="0" distR="0">
-            <wp:extent cx="5943600" cy="4038600"/>
-            <wp:effectExtent t="0" r="0" b="0" l="0"/>
-            <wp:docPr id="1" name="" descr="" title=""/>
-            <wp:cNvGraphicFramePr>
-              <a:graphicFrameLocks xmlns:a="http://schemas.openxmlformats.org/drawingml/2006/main" noChangeAspect="1"/>
-            </wp:cNvGraphicFramePr>
-            <a:graphic xmlns:a="http://schemas.openxmlformats.org/drawingml/2006/main">
-              <a:graphicData uri="http://schemas.openxmlformats.org/drawingml/2006/picture">
-                <pic:pic xmlns:pic="http://schemas.openxmlformats.org/drawingml/2006/picture">
-                  <pic:nvPicPr>
-                    <pic:cNvPr id="0" name="" descr=""/>
-                    <pic:cNvPicPr>
-                      <a:picLocks noChangeAspect="1" noChangeArrowheads="1"/>
-                    </pic:cNvPicPr>
-                  </pic:nvPicPr>
-                  <pic:blipFill>
-                    <a:blip r:embed="rId9" cstate="none"/>
-                    <a:srcRect/>
-                    <a:stretch>
-                      <a:fillRect/>
-                    </a:stretch>
-                  </pic:blipFill>
-                  <pic:spPr bwMode="auto">
-                    <a:xfrm>
-                      <a:off x="0" y="0"/>
-                      <a:ext cx="5943600" cy="4038600"/>
-                    </a:xfrm>
-                    <a:prstGeom prst="rect">
-                      <a:avLst/>
-                    </a:prstGeom>
-                  </pic:spPr>
-                </pic:pic>
-              </a:graphicData>
-            </a:graphic>
-          </wp:inline>
-        </w:drawing>
-      </w:r>
-    </w:p>
-    <w:p>
-      <w:pPr>
-        <w:spacing w:after="260"/>
-        <w:jc w:val="center"/>
-      </w:pPr>
-      <w:r>
-        <w:rPr>
-          <w:rFonts w:ascii="Calibri" w:cs="Calibri" w:eastAsia="Calibri" w:hAnsi="Calibri"/>
-          <w:i/>
-          <w:iCs/>
-          <w:color w:val="5A5A57"/>
-          <w:sz w:val="17"/>
-          <w:szCs w:val="17"/>
-        </w:rPr>
-        <w:t xml:space="preserve">Every number reaches its evidence two ways, and one resolver opens both.</w:t>
-      </w:r>
-    </w:p>
-    <w:p>
-      <w:pPr>
-        <w:spacing w:after="200" w:line="276"/>
-        <w:jc w:val="both"/>
-      </w:pPr>
-      <w:r>
-        <w:rPr>
-          <w:rFonts w:ascii="Calibri" w:cs="Calibri" w:eastAsia="Calibri" w:hAnsi="Calibri"/>
+        <w:t xml:space="preserve"> </w:t>
+      </w:r>
+      <w:r>
+        <w:rPr>
+          <w:b w:val="false"/>
+          <w:bCs w:val="false"/>
+        </w:rPr>
+        <w:t xml:space="preserve">The packet addresses everything by short strings in eleven formats. A single parser makes every click-through the same operation: all 8,691 references parse, all 2,749 reference sites in the current return resolve. When client answers had to become evidence, they got a reference in the same grammar and nothing else changed.</w:t>
+      </w:r>
+    </w:p>
+    <w:p>
+      <w:pPr>
+        <w:spacing w:after="160" w:line="276"/>
+        <w:jc w:val="left"/>
+      </w:pPr>
+      <w:r>
+        <w:rPr>
           <w:b/>
           <w:bCs/>
-          <w:color w:val="1A1A19"/>
-          <w:sz w:val="22"/>
-          <w:szCs w:val="22"/>
         </w:rPr>
         <w:t xml:space="preserve">Append-only, enforced by the database.</w:t>
       </w:r>
       <w:r>
-        <w:rPr>
-          <w:rFonts w:ascii="Calibri" w:cs="Calibri" w:eastAsia="Calibri" w:hAnsi="Calibri"/>
-          <w:color w:val="1A1A19"/>
-          <w:sz w:val="22"/>
-          <w:szCs w:val="22"/>
-        </w:rPr>
-        <w:t xml:space="preserve"> Triggers abort UPDATE and DELETE, so undo is a compensating event and the withdrawn entry stays on the record. That one decision covers keeping the original, showing what changed, bulk undo, and freeze-then-amend.</w:t>
-      </w:r>
-    </w:p>
-    <w:p>
-      <w:pPr>
-        <w:spacing w:after="200" w:line="276"/>
-        <w:jc w:val="both"/>
-      </w:pPr>
-      <w:r>
-        <w:rPr>
-          <w:rFonts w:ascii="Calibri" w:cs="Calibri" w:eastAsia="Calibri" w:hAnsi="Calibri"/>
+        <w:t xml:space="preserve"> </w:t>
+      </w:r>
+      <w:r>
+        <w:rPr>
+          <w:b w:val="false"/>
+          <w:bCs w:val="false"/>
+        </w:rPr>
+        <w:t xml:space="preserve">Triggers abort UPDATE and DELETE, so undo is a compensating event and the withdrawn entry stays on the record — one decision covering keep-the-original, show-what-changed, bulk undo and freeze-then-amend.</w:t>
+      </w:r>
+    </w:p>
+    <w:p>
+      <w:pPr>
+        <w:spacing w:after="160" w:line="276"/>
+        <w:jc w:val="left"/>
+      </w:pPr>
+      <w:r>
+        <w:rPr>
           <w:b/>
           <w:bCs/>
-          <w:color w:val="1A1A19"/>
-          <w:sz w:val="22"/>
-          <w:szCs w:val="22"/>
         </w:rPr>
         <w:t xml:space="preserve">A sign-off stores a hash of what it covered</w:t>
       </w:r>
       <w:r>
-        <w:rPr>
-          <w:rFonts w:ascii="Calibri" w:cs="Calibri" w:eastAsia="Calibri" w:hAnsi="Calibri"/>
-          <w:color w:val="1A1A19"/>
-          <w:sz w:val="22"/>
-          <w:szCs w:val="22"/>
-        </w:rPr>
-        <w:t xml:space="preserve"> — the line, its inputs traced all the way down, the values underneath, and the work standing at the time. Nothing has to be told a change happened; a change nobody anticipated still reopens it.</w:t>
-      </w:r>
-    </w:p>
-    <w:p>
-      <w:pPr>
-        <w:spacing w:after="200" w:line="276"/>
-        <w:jc w:val="both"/>
-      </w:pPr>
-      <w:r>
-        <w:rPr>
-          <w:rFonts w:ascii="Calibri" w:cs="Calibri" w:eastAsia="Calibri" w:hAnsi="Calibri"/>
+        <w:t xml:space="preserve"> </w:t>
+      </w:r>
+      <w:r>
+        <w:rPr>
+          <w:b w:val="false"/>
+          <w:bCs w:val="false"/>
+        </w:rPr>
+        <w:t xml:space="preserve">— the line, its inputs traced all the way down, the values underneath, and the work standing at the time. Nothing has to be told a change happened; a change nobody anticipated still reopens it.</w:t>
+      </w:r>
+    </w:p>
+    <w:p>
+      <w:pPr>
+        <w:spacing w:after="160" w:line="276"/>
+        <w:jc w:val="left"/>
+      </w:pPr>
+      <w:r>
+        <w:rPr>
           <w:b/>
           <w:bCs/>
-          <w:color w:val="1A1A19"/>
-          <w:sz w:val="22"/>
-          <w:szCs w:val="22"/>
         </w:rPr>
         <w:t xml:space="preserve">The engine cannot be rerun, so every number says which of four things it is:</w:t>
       </w:r>
       <w:r>
-        <w:rPr>
-          <w:rFonts w:ascii="Calibri" w:cs="Calibri" w:eastAsia="Calibri" w:hAnsi="Calibri"/>
-          <w:color w:val="1A1A19"/>
-          <w:sz w:val="22"/>
-          <w:szCs w:val="22"/>
-        </w:rPr>
-        <w:t xml:space="preserve"> engine, manual, recomputed, estimated. The recomputation is not assumed — for each line that is arithmetic over others, the combination reproducing the engine's own published value is solved for and verified: 128 lines, all exact, 19 of them subtracting. Five resist, and propagation </w:t>
-      </w:r>
-      <w:r>
-        <w:rPr>
-          <w:rFonts w:ascii="Calibri" w:cs="Calibri" w:eastAsia="Calibri" w:hAnsi="Calibri"/>
+        <w:t xml:space="preserve"> </w:t>
+      </w:r>
+      <w:r>
+        <w:rPr>
+          <w:b w:val="false"/>
+          <w:bCs w:val="false"/>
+        </w:rPr>
+        <w:t xml:space="preserve">engine, manual, recomputed, estimated. The recomputation is not assumed — for each line that is arithmetic over others, the combination reproducing the engine's own published value is solved for and verified: 128 lines, all exact, 19 of them subtracting. Five resist, and propagation</w:t>
+      </w:r>
+      <w:r>
+        <w:t xml:space="preserve"> </w:t>
+      </w:r>
+      <w:r>
+        <w:rPr>
           <w:b/>
           <w:bCs/>
-          <w:color w:val="1A1A19"/>
-          <w:sz w:val="22"/>
-          <w:szCs w:val="22"/>
         </w:rPr>
         <w:t xml:space="preserve">stops</w:t>
       </w:r>
       <w:r>
-        <w:rPr>
-          <w:rFonts w:ascii="Calibri" w:cs="Calibri" w:eastAsia="Calibri" w:hAnsi="Calibri"/>
-          <w:color w:val="1A1A19"/>
-          <w:sz w:val="22"/>
-          <w:szCs w:val="22"/>
-        </w:rPr>
-        <w:t xml:space="preserve"> there, because beyond them the figures are unknown rather than approximately known.</w:t>
-      </w:r>
-    </w:p>
-    <w:p>
-      <w:pPr>
-        <w:spacing w:after="60" w:before="120"/>
-        <w:jc w:val="center"/>
-      </w:pPr>
-      <w:r>
-        <w:drawing>
-          <wp:inline distT="0" distB="0" distL="0" distR="0">
-            <wp:extent cx="5943600" cy="3990975"/>
-            <wp:effectExtent t="0" r="0" b="0" l="0"/>
-            <wp:docPr id="2" name="" descr="" title=""/>
-            <wp:cNvGraphicFramePr>
-              <a:graphicFrameLocks xmlns:a="http://schemas.openxmlformats.org/drawingml/2006/main" noChangeAspect="1"/>
-            </wp:cNvGraphicFramePr>
-            <a:graphic xmlns:a="http://schemas.openxmlformats.org/drawingml/2006/main">
-              <a:graphicData uri="http://schemas.openxmlformats.org/drawingml/2006/picture">
-                <pic:pic xmlns:pic="http://schemas.openxmlformats.org/drawingml/2006/picture">
-                  <pic:nvPicPr>
-                    <pic:cNvPr id="0" name="" descr=""/>
-                    <pic:cNvPicPr>
-                      <a:picLocks noChangeAspect="1" noChangeArrowheads="1"/>
-                    </pic:cNvPicPr>
-                  </pic:nvPicPr>
-                  <pic:blipFill>
-                    <a:blip r:embed="rId10" cstate="none"/>
-                    <a:srcRect/>
-                    <a:stretch>
-                      <a:fillRect/>
-                    </a:stretch>
-                  </pic:blipFill>
-                  <pic:spPr bwMode="auto">
-                    <a:xfrm>
-                      <a:off x="0" y="0"/>
-                      <a:ext cx="5943600" cy="3990975"/>
-                    </a:xfrm>
-                    <a:prstGeom prst="rect">
-                      <a:avLst/>
-                    </a:prstGeom>
-                  </pic:spPr>
-                </pic:pic>
-              </a:graphicData>
-            </a:graphic>
-          </wp:inline>
-        </w:drawing>
-      </w:r>
-    </w:p>
-    <w:p>
-      <w:pPr>
-        <w:spacing w:after="260"/>
-        <w:jc w:val="center"/>
-      </w:pPr>
-      <w:r>
-        <w:rPr>
-          <w:rFonts w:ascii="Calibri" w:cs="Calibri" w:eastAsia="Calibri" w:hAnsi="Calibri"/>
-          <w:i/>
-          <w:iCs/>
-          <w:color w:val="5A5A57"/>
-          <w:sz w:val="17"/>
-          <w:szCs w:val="17"/>
-        </w:rPr>
-        <w:t xml:space="preserve">An adjustment is carried as far as recovered arithmetic allows, and no further.</w:t>
-      </w:r>
-    </w:p>
-    <w:p>
-      <w:pPr>
-        <w:spacing w:after="200" w:line="276"/>
-        <w:jc w:val="both"/>
-      </w:pPr>
-      <w:r>
-        <w:rPr>
-          <w:rFonts w:ascii="Calibri" w:cs="Calibri" w:eastAsia="Calibri" w:hAnsi="Calibri"/>
-          <w:color w:val="1A1A19"/>
-          <w:sz w:val="22"/>
-          <w:szCs w:val="22"/>
-        </w:rPr>
-        <w:t xml:space="preserve">What it refuses to do is as deliberate. It does not map Form 540 to Form 540NR after a mid-year move, does not subtract across Schedule B lines that name different payers in each year, and does not total findings that are not the same kind of number.</w:t>
-      </w:r>
-    </w:p>
-    <w:p>
-      <w:pPr>
-        <w:spacing w:after="0" w:line="276"/>
-        <w:jc w:val="both"/>
-      </w:pPr>
-      <w:r>
-        <w:rPr>
-          <w:rFonts w:ascii="Calibri" w:cs="Calibri" w:eastAsia="Calibri" w:hAnsi="Calibri"/>
-          <w:color w:val="1A1A19"/>
-          <w:sz w:val="22"/>
-          <w:szCs w:val="22"/>
-        </w:rPr>
-        <w:t xml:space="preserve">Nineteen checks found 112 issues; ten are written up, </w:t>
-      </w:r>
-      <w:r>
-        <w:rPr>
-          <w:rFonts w:ascii="Calibri" w:cs="Calibri" w:eastAsia="Calibri" w:hAnsi="Calibri"/>
+        <w:t xml:space="preserve"> </w:t>
+      </w:r>
+      <w:r>
+        <w:rPr>
+          <w:b w:val="false"/>
+          <w:bCs w:val="false"/>
+        </w:rPr>
+        <w:t xml:space="preserve">there, because beyond them the figures are unknown rather than approximately known.</w:t>
+      </w:r>
+    </w:p>
+    <w:p>
+      <w:pPr>
+        <w:spacing w:after="160" w:line="276"/>
+        <w:jc w:val="left"/>
+      </w:pPr>
+      <w:r>
+        <w:rPr>
+          <w:b w:val="false"/>
+          <w:bCs w:val="false"/>
+        </w:rPr>
+        <w:t xml:space="preserve">A rule lives where its state lives, so every path asks the same one, and seventeen tests assert the refusals: filing while a blocking note stands, adjusting a filed return, withdrawing an entry that is not yours.</w:t>
+      </w:r>
+    </w:p>
+    <w:p>
+      <w:pPr>
+        <w:spacing w:after="160" w:line="276"/>
+        <w:jc w:val="left"/>
+      </w:pPr>
+      <w:r>
+        <w:rPr>
+          <w:b w:val="false"/>
+          <w:bCs w:val="false"/>
+        </w:rPr>
+        <w:t xml:space="preserve">What it refuses to do is as deliberate: no mapping of Form 540 onto Form 540NR after a mid-year move, and no totalling of findings that are not the same kind of number.</w:t>
+      </w:r>
+    </w:p>
+    <w:p>
+      <w:pPr>
+        <w:spacing w:after="160" w:line="276"/>
+        <w:jc w:val="left"/>
+      </w:pPr>
+      <w:r>
+        <w:rPr>
+          <w:b w:val="false"/>
+          <w:bCs w:val="false"/>
+        </w:rPr>
+        <w:t xml:space="preserve">Nineteen checks found 112 issues; ten are written up,</w:t>
+      </w:r>
+      <w:r>
+        <w:t xml:space="preserve"> </w:t>
+      </w:r>
+      <w:r>
+        <w:rPr>
           <w:b/>
           <w:bCs/>
-          <w:color w:val="1A1A19"/>
-          <w:sz w:val="22"/>
-          <w:szCs w:val="22"/>
         </w:rPr>
         <w:t xml:space="preserve">none of them reported by the engine's own diagnostics</w:t>
       </w:r>
       <w:r>
         <w:rPr>
-          <w:rFonts w:ascii="Calibri" w:cs="Calibri" w:eastAsia="Calibri" w:hAnsi="Calibri"/>
-          <w:color w:val="1A1A19"/>
-          <w:sz w:val="22"/>
-          <w:szCs w:val="22"/>
-        </w:rPr>
-        <w:t xml:space="preserve">, and both items the IRS examines in the 2028 letter have findings. The largest: Schedule C gross receipts carry the whole Form 1099-K on top of books revenue that already contains it — 12,400 overstated, about 4,402 of federal tax. The books record proving it had been in the file, read, and cited by nothing.</w:t>
+          <w:b w:val="false"/>
+          <w:bCs w:val="false"/>
+        </w:rPr>
+        <w:t xml:space="preserve">, and both items the IRS examines in the 2028 letter carry findings. The largest: Schedule C gross receipts carry the whole Form 1099-K on top of books revenue that already contains it — 12,400 overstated, about 4,402 of federal tax. The books record proving it had been in the file, read, and cited by nothing.</w:t>
+      </w:r>
+    </w:p>
+    <w:p>
+      <w:pPr>
+        <w:spacing w:after="160" w:line="276"/>
+        <w:jc w:val="left"/>
+      </w:pPr>
+      <w:r>
+        <w:rPr>
+          <w:b w:val="false"/>
+          <w:bCs w:val="false"/>
+        </w:rPr>
+        <w:t xml:space="preserve">The two diagrams of this shape, the ten write-ups, and the running application are in the repository.</w:t>
       </w:r>
     </w:p>
     <w:sectPr>
@@ -612,7 +413,6 @@
     <w:rPrDefault>
       <w:rPr>
         <w:rFonts w:ascii="Calibri" w:cs="Calibri" w:eastAsia="Calibri" w:hAnsi="Calibri"/>
-        <w:color w:val="1A1A19"/>
         <w:sz w:val="22"/>
         <w:szCs w:val="22"/>
       </w:rPr>

--- a/Approach and key decisions.docx
+++ b/Approach and key decisions.docx
@@ -169,7 +169,7 @@
           <w:b w:val="false"/>
           <w:bCs w:val="false"/>
         </w:rPr>
-        <w:t xml:space="preserve">A rule lives where its state lives, so every path asks the same one, and seventeen tests assert the refusals: filing while a blocking note stands, adjusting a filed return, withdrawing an entry that is not yours.</w:t>
+        <w:t xml:space="preserve">A rule lives where its state lives, so every path asks the same one, and nineteen tests assert the refusals. A blocking note stops a filing when the figure it was raised against reaches that return: California is computed from federal amounts, so a federal figure in doubt holds the California return, while a question about the California wage split does not hold the federal one.</w:t>
       </w:r>
     </w:p>
     <w:p>

--- a/Approach and key decisions.docx
+++ b/Approach and key decisions.docx
@@ -67,7 +67,7 @@
           <w:b w:val="false"/>
           <w:bCs w:val="false"/>
         </w:rPr>
-        <w:t xml:space="preserve">The packet addresses everything by short strings in eleven formats. A single parser makes every click-through the same operation: all 8,691 references parse, all 2,749 reference sites in the current return resolve. When client answers had to become evidence, they got a reference in the same grammar and nothing else changed.</w:t>
+        <w:t xml:space="preserve">The packet addresses everything by short strings in eleven formats. A single parser makes every click-through the same operation: all 8,691 references parse, and all 2,749 reference sites in the current return resolve — six of them only through an explicit alias for a prior preparer's schedule, which the file reports as a finding rather than absorbing into the grammar. When client answers had to become evidence, they got a reference in the same grammar and nothing else changed.</w:t>
       </w:r>
     </w:p>
     <w:p>
@@ -136,7 +136,7 @@
           <w:b w:val="false"/>
           <w:bCs w:val="false"/>
         </w:rPr>
-        <w:t xml:space="preserve">engine, manual, recomputed, estimated. The recomputation is not assumed — for each line that is arithmetic over others, the combination reproducing the engine's own published value is solved for and verified: 128 lines, all exact, 19 of them subtracting. Five resist, and propagation</w:t>
+        <w:t xml:space="preserve">engine, manual, recomputed, estimated. The recomputation is not assumed — for each line that is arithmetic over others, the combination reproducing the engine's own published value is solved for and verified: 128 lines, all exact, 19 of them subtracting. Five lines have inconsistent declared inputs — their own value cannot be produced from them — and propagation</w:t>
       </w:r>
       <w:r>
         <w:t xml:space="preserve"> </w:t>
@@ -156,7 +156,7 @@
           <w:b w:val="false"/>
           <w:bCs w:val="false"/>
         </w:rPr>
-        <w:t xml:space="preserve">there, because beyond them the figures are unknown rather than approximately known.</w:t>
+        <w:t xml:space="preserve">at a line like that, because beyond it the figures are unknown rather than approximately known.</w:t>
       </w:r>
     </w:p>
     <w:p>
